--- a/book/v2/isbn/1_책소개.docx
+++ b/book/v2/isbn/1_책소개.docx
@@ -31,7 +31,7 @@
           <w:b w:val="false"/>
           <w:bCs w:val="false"/>
         </w:rPr>
-        <w:t xml:space="preserve">지은이: 이형근 · 정인호  |  발행처: 에이에스씨  |  판형: 신국판(152×225mm), 210쪽</w:t>
+        <w:t xml:space="preserve">지은이: 이형근 · 정인호 · 송무준  |  발행처: 에이에스씨  |  판형: 신국판(152×225mm), 214쪽</w:t>
       </w:r>
     </w:p>
     <w:p>

--- a/book/v2/isbn/1_책소개.docx
+++ b/book/v2/isbn/1_책소개.docx
@@ -31,7 +31,7 @@
           <w:b w:val="false"/>
           <w:bCs w:val="false"/>
         </w:rPr>
-        <w:t xml:space="preserve">지은이: 이형근 · 정인호 · 송무준  |  발행처: 에이에스씨  |  판형: 신국판(152×225mm), 214쪽</w:t>
+        <w:t xml:space="preserve">지은이: 이형근 · 정인호 · 송무준  |  발행처: 에이에스씨  |  판형: 신국판(152×225mm), 216쪽</w:t>
       </w:r>
     </w:p>
     <w:p>
@@ -51,7 +51,7 @@
           <w:b w:val="false"/>
           <w:bCs w:val="false"/>
         </w:rPr>
-        <w:t xml:space="preserve">30년 ERP 컨설턴트와 온톨로지 AX 설계자가 함께 쓴 중소기업 지능형 ERP 실행서. 3정5S와 눈으로 보는 관리를 데이터의 세계로 옮기고, DMAIC를 LLM이 상시로 돌리는 무한 루프로 재설계한다. 오픈소스 Odoo를 몸체로, JEDAIX 온톨로지를 판단의 층위로 — 기록하는 ERP가 판단하는 ERP로 완성되는 길을 그림과 사례로 안내한다.</w:t>
+        <w:t xml:space="preserve">30년 ERP 컨설턴트와 온톨로지 AX 설계자가 함께 쓴 중소기업 지능형 ERP 실행서. 3정5S와 눈으로 보는 관리를 데이터의 세계로 옮기고, DMAIC를 LLM이 상시로 돌리는 무한 루프로 재설계한다. 오픈소스 Odoo를 몸체로, 온톨로지-지식그래프를 판단의 층위로 — 기록하는 ERP가 판단하는 ERP로 완성되는 길을 그림과 사례로 안내한다.</w:t>
       </w:r>
     </w:p>
     <w:p>
@@ -66,7 +66,7 @@
           <w:sz w:val="18"/>
           <w:szCs w:val="18"/>
         </w:rPr>
-        <w:t xml:space="preserve">(공백 포함 195자)</w:t>
+        <w:t xml:space="preserve">(공백 포함 194자)</w:t>
       </w:r>
     </w:p>
     <w:sectPr>

--- a/book/v2/isbn/1_책소개.docx
+++ b/book/v2/isbn/1_책소개.docx
@@ -31,7 +31,7 @@
           <w:b w:val="false"/>
           <w:bCs w:val="false"/>
         </w:rPr>
-        <w:t xml:space="preserve">지은이: 이형근 · 정인호 · 송무준  |  발행처: 에이에스씨  |  판형: 신국판(152×225mm), 216쪽</w:t>
+        <w:t xml:space="preserve">지은이: 이형근 · 정인호 · 송무준  |  발행처: 에이에스씨  |  판형: 신국판(152×225mm), 210쪽</w:t>
       </w:r>
     </w:p>
     <w:p>
